--- a/Abbb-Pro/B611-Jol.docx
+++ b/Abbb-Pro/B611-Jol.docx
@@ -13,7 +13,7 @@
           <w:color w:val="C00000"/>
           <w:sz w:val="32"/>
           <w:szCs w:val="32"/>
-          <w:lang w:eastAsia="en-GB" w:bidi="he-IL"/>
+          <w:lang w:val="en-GB"/>
         </w:rPr>
       </w:pPr>
       <w:r>
@@ -32,7 +32,7 @@
           <w:sz w:val="32"/>
           <w:szCs w:val="32"/>
         </w:rPr>
-        <w:t>П</w:t>
+        <w:t>п</w:t>
       </w:r>
       <w:r>
         <w:rPr>
@@ -95,7 +95,7 @@
           <w:sz w:val="32"/>
           <w:szCs w:val="32"/>
         </w:rPr>
-        <w:t>І҆</w:t>
+        <w:t>і҆</w:t>
       </w:r>
       <w:r>
         <w:rPr>
